--- a/registry/jobs/2026-09-25_181923_recare-deutschland-gmbh_senior-backend-engineer-go-m-w-d_f2ba10d6-6781-4168-bbcd-7c7becdfb7e5/application/CV_ValentinNikolaev_recaredeutschland_SeniorBackendEngineerGoMWD.docx
+++ b/registry/jobs/2026-09-25_181923_recare-deutschland-gmbh_senior-backend-engineer-go-m-w-d_f2ba10d6-6781-4168-bbcd-7c7becdfb7e5/application/CV_ValentinNikolaev_recaredeutschland_SeniorBackendEngineerGoMWD.docx
@@ -55,7 +55,7 @@
         </w:rPr>
         <w:t xml:space="preserve">Rome, Italy | </w:t>
       </w:r>
-      <w:hyperlink w:history="1" r:id="rIdultgdcigmhdp3nebjzb2v">
+      <w:hyperlink w:history="1" r:id="rIdwax9dzshsyy0jjwi16vfo">
         <w:r>
           <w:rPr>
             <w:rFonts w:ascii="Aptos" w:cs="Aptos" w:eastAsia="Aptos" w:hAnsi="Aptos"/>
@@ -76,10 +76,20 @@
           <w:szCs w:val="24"/>
           <w:rtl w:val="false"/>
         </w:rPr>
-        <w:t xml:space="preserve"> | +39 351 370 1194
+        <w:t xml:space="preserve"> | +39 351 370 1194</w:t>
+      </w:r>
+      <w:r>
+        <w:rPr>
+          <w:rFonts w:ascii="Aptos" w:cs="Aptos" w:eastAsia="Aptos" w:hAnsi="Aptos"/>
+          <w:color w:val="000000"/>
+          <w:sz w:val="24"/>
+          <w:szCs w:val="24"/>
+          <w:rtl w:val="false"/>
+        </w:rPr>
+        <w:t xml:space="preserve">
 </w:t>
       </w:r>
-      <w:hyperlink w:history="1" r:id="rIdnn7igzdkstai_z7e8oy_w">
+      <w:hyperlink w:history="1" r:id="rIdtthn1wkvezs8_z44pyp_o">
         <w:r>
           <w:rPr>
             <w:rFonts w:ascii="Aptos" w:cs="Aptos" w:eastAsia="Aptos" w:hAnsi="Aptos"/>
@@ -102,7 +112,7 @@
         </w:rPr>
         <w:t xml:space="preserve"> | </w:t>
       </w:r>
-      <w:hyperlink w:history="1" r:id="rIdbvjlt8vo9qstkrzjhosoe">
+      <w:hyperlink w:history="1" r:id="rIddpwdzu_bfumbzugbubgft">
         <w:r>
           <w:rPr>
             <w:rFonts w:ascii="Aptos" w:cs="Aptos" w:eastAsia="Aptos" w:hAnsi="Aptos"/>
@@ -150,7 +160,7 @@
           <w:szCs w:val="24"/>
           <w:rtl w:val="false"/>
         </w:rPr>
-        <w:t xml:space="preserve">Backend engineer with 15+ years across PHP and Go, recently focused on owning production Go services end to end. I take technical ownership of a codebase domain, make and defend architecture decisions, and support other engineers without needing to manage them. I write clearly for async, remote-first collaboration and step up when priorities shift rather than waiting for instruction.</w:t>
+        <w:t xml:space="preserve">Backend engineer and technical lead with more than 15 years in production Go and PHP systems. I design, deliver and operate backend services, including a Go support platform with direct operational ownership at peak demand. Recent work has covered AWS telephony, helpdesk integrations and simplification of data pipelines; earlier work includes database performance, service reliability and technical leadership. I am comfortable owning a defined system, making architecture decisions with colleagues and following the work through to production. My experience fits a senior individual contributor role centered on Go, code quality and practical engineering judgment.</w:t>
       </w:r>
     </w:p>
     <w:p>
@@ -182,12 +192,68 @@
       <w:r>
         <w:rPr>
           <w:rFonts w:ascii="Aptos" w:cs="Aptos" w:eastAsia="Aptos" w:hAnsi="Aptos"/>
-          <w:color w:val="000000"/>
-          <w:sz w:val="24"/>
-          <w:szCs w:val="24"/>
-          <w:rtl w:val="false"/>
-        </w:rPr>
-        <w:t xml:space="preserve">Go, PHP, PostgreSQL, MySQL, SQL Performance Optimization, System Design, Architecture Decisions, Microservices, Kubernetes, CI/CD, GitHub Actions, ArgoCD, AWS, Event-Driven Architecture, Production Troubleshooting, Technical Ownership</w:t>
+          <w:b/>
+          <w:bCs/>
+          <w:color w:val="000000"/>
+          <w:sz w:val="24"/>
+          <w:szCs w:val="24"/>
+          <w:rtl w:val="false"/>
+        </w:rPr>
+        <w:t xml:space="preserve">Backend:</w:t>
+      </w:r>
+      <w:r>
+        <w:rPr>
+          <w:rFonts w:ascii="Aptos" w:cs="Aptos" w:eastAsia="Aptos" w:hAnsi="Aptos"/>
+          <w:color w:val="000000"/>
+          <w:sz w:val="24"/>
+          <w:szCs w:val="24"/>
+          <w:rtl w:val="false"/>
+        </w:rPr>
+        <w:t xml:space="preserve"> Go, PHP, REST APIs, OpenAPI, event-driven design; </w:t>
+      </w:r>
+      <w:r>
+        <w:rPr>
+          <w:rFonts w:ascii="Aptos" w:cs="Aptos" w:eastAsia="Aptos" w:hAnsi="Aptos"/>
+          <w:b/>
+          <w:bCs/>
+          <w:color w:val="000000"/>
+          <w:sz w:val="24"/>
+          <w:szCs w:val="24"/>
+          <w:rtl w:val="false"/>
+        </w:rPr>
+        <w:t xml:space="preserve">Data:</w:t>
+      </w:r>
+      <w:r>
+        <w:rPr>
+          <w:rFonts w:ascii="Aptos" w:cs="Aptos" w:eastAsia="Aptos" w:hAnsi="Aptos"/>
+          <w:color w:val="000000"/>
+          <w:sz w:val="24"/>
+          <w:szCs w:val="24"/>
+          <w:rtl w:val="false"/>
+        </w:rPr>
+        <w:t xml:space="preserve"> PostgreSQL, SQL, MySQL, Snowflake, Elasticsearch, database performance; </w:t>
+      </w:r>
+      <w:r>
+        <w:rPr>
+          <w:rFonts w:ascii="Aptos" w:cs="Aptos" w:eastAsia="Aptos" w:hAnsi="Aptos"/>
+          <w:b/>
+          <w:bCs/>
+          <w:color w:val="000000"/>
+          <w:sz w:val="24"/>
+          <w:szCs w:val="24"/>
+          <w:rtl w:val="false"/>
+        </w:rPr>
+        <w:t xml:space="preserve">Delivery and operations:</w:t>
+      </w:r>
+      <w:r>
+        <w:rPr>
+          <w:rFonts w:ascii="Aptos" w:cs="Aptos" w:eastAsia="Aptos" w:hAnsi="Aptos"/>
+          <w:color w:val="000000"/>
+          <w:sz w:val="24"/>
+          <w:szCs w:val="24"/>
+          <w:rtl w:val="false"/>
+        </w:rPr>
+        <w:t xml:space="preserve"> AWS, Amazon Connect, SQS, Kubernetes, CI/CD, GitHub Actions, monitoring</w:t>
       </w:r>
     </w:p>
     <w:p>
@@ -216,6 +282,7 @@
         <w:pStyle w:val="Heading3"/>
         <w:bidi w:val="false"/>
         <w:spacing w:after="120" w:before="240"/>
+        <w:keepNext/>
       </w:pPr>
       <w:bookmarkStart w:name="_Toc_Simplelife_Simple_App_Software_Developer_5" w:id="1"/>
       <w:r>
@@ -226,7 +293,7 @@
           <w:szCs w:val="24"/>
           <w:rtl w:val="false"/>
         </w:rPr>
-        <w:t xml:space="preserve">Simple.life (Simple App) — Software Developer</w:t>
+        <w:t xml:space="preserve">Simple.life / Simple App — Software Developer</w:t>
       </w:r>
       <w:bookmarkEnd w:id="1"/>
     </w:p>
@@ -235,16 +302,17 @@
         <w:bidi w:val="false"/>
         <w:spacing w:after="120" w:before="120" w:line="259.20000000000005"/>
         <w:jc w:val="left"/>
-      </w:pPr>
-      <w:r>
-        <w:rPr>
-          <w:rFonts w:ascii="Aptos" w:cs="Aptos" w:eastAsia="Aptos" w:hAnsi="Aptos"/>
-          <w:color w:val="000000"/>
-          <w:sz w:val="24"/>
-          <w:szCs w:val="24"/>
-          <w:rtl w:val="false"/>
-        </w:rPr>
-        <w:t xml:space="preserve">November 2023 - July 2026</w:t>
+        <w:keepNext/>
+      </w:pPr>
+      <w:r>
+        <w:rPr>
+          <w:rFonts w:ascii="Aptos" w:cs="Aptos" w:eastAsia="Aptos" w:hAnsi="Aptos"/>
+          <w:color w:val="000000"/>
+          <w:sz w:val="24"/>
+          <w:szCs w:val="24"/>
+          <w:rtl w:val="false"/>
+        </w:rPr>
+        <w:t xml:space="preserve">November 2023–2026</w:t>
       </w:r>
     </w:p>
     <w:p>
@@ -265,7 +333,7 @@
           <w:szCs w:val="24"/>
           <w:rtl w:val="false"/>
         </w:rPr>
-        <w:t xml:space="preserve">Designed and own a support automation platform connecting Zendesk, Intercom, and internal services on a robust, scalable backend in Go.</w:t>
+        <w:t xml:space="preserve">Designed and operated a Go support automation platform connecting helpdesk and internal services, handling at least 20,000 tickets in an ordinary month and up to three times that volume during the US peak season.</w:t>
       </w:r>
     </w:p>
     <w:p>
@@ -286,7 +354,7 @@
           <w:szCs w:val="24"/>
           <w:rtl w:val="false"/>
         </w:rPr>
-        <w:t xml:space="preserve">Personally own the platform's operation under load of up to three times the ordinary monthly ticket volume of at least 20,000 tickets during peak season.</w:t>
+        <w:t xml:space="preserve">Built a vendor-neutral Go gateway with Intercom and Zendesk adapters, tenant-specific event ingestion and SQS queues, enabling the company's first B2B support-AI demo.</w:t>
       </w:r>
     </w:p>
     <w:p>
@@ -307,7 +375,7 @@
           <w:szCs w:val="24"/>
           <w:rtl w:val="false"/>
         </w:rPr>
-        <w:t xml:space="preserve">Helped the support platform reach up to 86% fully automated handling, measured through Intercom and custom Grafana metrics.</w:t>
+        <w:t xml:space="preserve">Architected an outbound-calling backend on Amazon Connect with federated agent access, removing per-agent AWS accounts and SAML setup; it passed security sign-off and entered production.</w:t>
       </w:r>
     </w:p>
     <w:p>
@@ -328,61 +396,7 @@
           <w:szCs w:val="24"/>
           <w:rtl w:val="false"/>
         </w:rPr>
-        <w:t xml:space="preserve">Engineered a unified API orchestration layer to streamline ticket routing, classification, and lifecycle tracking.</w:t>
-      </w:r>
-    </w:p>
-    <w:p>
-      <w:pPr>
-        <w:bidi w:val="false"/>
-        <w:spacing w:after="120" w:before="120" w:line="259.20000000000005"/>
-        <w:jc w:val="left"/>
-      </w:pPr>
-      <w:r>
-        <w:rPr>
-          <w:rFonts w:ascii="Aptos" w:cs="Aptos" w:eastAsia="Aptos" w:hAnsi="Aptos"/>
-          <w:color w:val="000000"/>
-          <w:sz w:val="24"/>
-          <w:szCs w:val="24"/>
-          <w:rtl w:val="false"/>
-        </w:rPr>
-        <w:t xml:space="preserve">Technologies: Go, REST APIs, Zendesk, Intercom, Grafana</w:t>
-      </w:r>
-    </w:p>
-    <w:p>
-      <w:pPr>
-        <w:pStyle w:val="3"/>
-        <w:pStyle w:val="Heading3"/>
-        <w:bidi w:val="false"/>
-        <w:spacing w:after="120" w:before="240"/>
-      </w:pPr>
-      <w:bookmarkStart w:name="_Toc_CRURATED_PHP_Software_Developer_Parttime_6" w:id="1"/>
-      <w:r>
-        <w:rPr>
-          <w:rFonts w:ascii="Aptos" w:cs="Aptos" w:eastAsia="Aptos" w:hAnsi="Aptos"/>
-          <w:color w:val="000000"/>
-          <w:sz w:val="24"/>
-          <w:szCs w:val="24"/>
-          <w:rtl w:val="false"/>
-        </w:rPr>
-        <w:t xml:space="preserve">CRURATED — PHP Software Developer (Part-time Subcontract)</w:t>
-      </w:r>
-      <w:bookmarkEnd w:id="1"/>
-    </w:p>
-    <w:p>
-      <w:pPr>
-        <w:bidi w:val="false"/>
-        <w:spacing w:after="120" w:before="120" w:line="259.20000000000005"/>
-        <w:jc w:val="left"/>
-      </w:pPr>
-      <w:r>
-        <w:rPr>
-          <w:rFonts w:ascii="Aptos" w:cs="Aptos" w:eastAsia="Aptos" w:hAnsi="Aptos"/>
-          <w:color w:val="000000"/>
-          <w:sz w:val="24"/>
-          <w:szCs w:val="24"/>
-          <w:rtl w:val="false"/>
-        </w:rPr>
-        <w:t xml:space="preserve">August 2024 - January 2026</w:t>
+        <w:t xml:space="preserve">Consolidated three duplicated Snowflake-to-Intercom pipelines into one two-phase engine, reducing code from 1,670 to 800 lines, expanding process test coverage from one to three and removing a 100-item daily cap.</w:t>
       </w:r>
     </w:p>
     <w:p>
@@ -403,7 +417,63 @@
           <w:szCs w:val="24"/>
           <w:rtl w:val="false"/>
         </w:rPr>
-        <w:t xml:space="preserve">Took full technical ownership of a production DataLake and event-analytics platform.</w:t>
+        <w:t xml:space="preserve">Investigated fatal cron runs during Intercom API degradation and introduced partial-success reporting and parallel, time-sharded cursor scans so incomplete work could be tracked without aborting the whole run.</w:t>
+      </w:r>
+    </w:p>
+    <w:p>
+      <w:pPr>
+        <w:bidi w:val="false"/>
+        <w:spacing w:after="120" w:before="120" w:line="259.20000000000005"/>
+        <w:jc w:val="left"/>
+      </w:pPr>
+      <w:r>
+        <w:rPr>
+          <w:rFonts w:ascii="Aptos" w:cs="Aptos" w:eastAsia="Aptos" w:hAnsi="Aptos"/>
+          <w:color w:val="000000"/>
+          <w:sz w:val="24"/>
+          <w:szCs w:val="24"/>
+          <w:rtl w:val="false"/>
+        </w:rPr>
+        <w:t xml:space="preserve">Technologies: Go, PHP, PostgreSQL, AWS, Amazon Connect, SQS, Kubernetes, Snowflake, Intercom, Zendesk</w:t>
+      </w:r>
+    </w:p>
+    <w:p>
+      <w:pPr>
+        <w:pStyle w:val="3"/>
+        <w:pStyle w:val="Heading3"/>
+        <w:bidi w:val="false"/>
+        <w:spacing w:after="120" w:before="240"/>
+        <w:keepNext/>
+      </w:pPr>
+      <w:bookmarkStart w:name="_Toc_CRURATED_PHP_Software_Developer_concurre_6" w:id="1"/>
+      <w:r>
+        <w:rPr>
+          <w:rFonts w:ascii="Aptos" w:cs="Aptos" w:eastAsia="Aptos" w:hAnsi="Aptos"/>
+          <w:color w:val="000000"/>
+          <w:sz w:val="24"/>
+          <w:szCs w:val="24"/>
+          <w:rtl w:val="false"/>
+        </w:rPr>
+        <w:t xml:space="preserve">CRURATED — PHP Software Developer, concurrent part-time consulting engagement</w:t>
+      </w:r>
+      <w:bookmarkEnd w:id="1"/>
+    </w:p>
+    <w:p>
+      <w:pPr>
+        <w:bidi w:val="false"/>
+        <w:spacing w:after="120" w:before="120" w:line="259.20000000000005"/>
+        <w:jc w:val="left"/>
+        <w:keepNext/>
+      </w:pPr>
+      <w:r>
+        <w:rPr>
+          <w:rFonts w:ascii="Aptos" w:cs="Aptos" w:eastAsia="Aptos" w:hAnsi="Aptos"/>
+          <w:color w:val="000000"/>
+          <w:sz w:val="24"/>
+          <w:szCs w:val="24"/>
+          <w:rtl w:val="false"/>
+        </w:rPr>
+        <w:t xml:space="preserve">August 2024–January 2026</w:t>
       </w:r>
     </w:p>
     <w:p>
@@ -424,61 +494,7 @@
           <w:szCs w:val="24"/>
           <w:rtl w:val="false"/>
         </w:rPr>
-        <w:t xml:space="preserve">Sustained event delivery reliability above 99.9% under my technical ownership.</w:t>
-      </w:r>
-    </w:p>
-    <w:p>
-      <w:pPr>
-        <w:bidi w:val="false"/>
-        <w:spacing w:after="120" w:before="120" w:line="259.20000000000005"/>
-        <w:jc w:val="left"/>
-      </w:pPr>
-      <w:r>
-        <w:rPr>
-          <w:rFonts w:ascii="Aptos" w:cs="Aptos" w:eastAsia="Aptos" w:hAnsi="Aptos"/>
-          <w:color w:val="000000"/>
-          <w:sz w:val="24"/>
-          <w:szCs w:val="24"/>
-          <w:rtl w:val="false"/>
-        </w:rPr>
-        <w:t xml:space="preserve">Technologies: PHP, MySQL, Event-Driven Architecture, EventBridge</w:t>
-      </w:r>
-    </w:p>
-    <w:p>
-      <w:pPr>
-        <w:pStyle w:val="3"/>
-        <w:pStyle w:val="Heading3"/>
-        <w:bidi w:val="false"/>
-        <w:spacing w:after="120" w:before="240"/>
-      </w:pPr>
-      <w:bookmarkStart w:name="_Toc_airSlate_Senior_Software_Developer_Techn_7" w:id="1"/>
-      <w:r>
-        <w:rPr>
-          <w:rFonts w:ascii="Aptos" w:cs="Aptos" w:eastAsia="Aptos" w:hAnsi="Aptos"/>
-          <w:color w:val="000000"/>
-          <w:sz w:val="24"/>
-          <w:szCs w:val="24"/>
-          <w:rtl w:val="false"/>
-        </w:rPr>
-        <w:t xml:space="preserve">airSlate — Senior Software Developer / Technical Lead</w:t>
-      </w:r>
-      <w:bookmarkEnd w:id="1"/>
-    </w:p>
-    <w:p>
-      <w:pPr>
-        <w:bidi w:val="false"/>
-        <w:spacing w:after="120" w:before="120" w:line="259.20000000000005"/>
-        <w:jc w:val="left"/>
-      </w:pPr>
-      <w:r>
-        <w:rPr>
-          <w:rFonts w:ascii="Aptos" w:cs="Aptos" w:eastAsia="Aptos" w:hAnsi="Aptos"/>
-          <w:color w:val="000000"/>
-          <w:sz w:val="24"/>
-          <w:szCs w:val="24"/>
-          <w:rtl w:val="false"/>
-        </w:rPr>
-        <w:t xml:space="preserve">February 2021 - August 2023</w:t>
+        <w:t xml:space="preserve">Owned production DataLake and event analytics as throughput grew by more than tenfold, with Grafana and operational observation used to assess the increase.</w:t>
       </w:r>
     </w:p>
     <w:p>
@@ -499,7 +515,7 @@
           <w:szCs w:val="24"/>
           <w:rtl w:val="false"/>
         </w:rPr>
-        <w:t xml:space="preserve">Reduced peak load on the main database by removing bottlenecks and redistributing workload, improving stability during high-traffic periods.</w:t>
+        <w:t xml:space="preserve">Delivered parallel publication of event versions in production under full technical ownership.</w:t>
       </w:r>
     </w:p>
     <w:p>
@@ -520,7 +536,63 @@
           <w:szCs w:val="24"/>
           <w:rtl w:val="false"/>
         </w:rPr>
-        <w:t xml:space="preserve">Troubleshot production issues using logs, monitoring, and SRE dashboards, delivering fixes and operational improvements.</w:t>
+        <w:t xml:space="preserve">Owned the production Crutrade integration for authentication and OTP, account linking, collection transfer, purchase-ownership checks and request/response logging.</w:t>
+      </w:r>
+    </w:p>
+    <w:p>
+      <w:pPr>
+        <w:bidi w:val="false"/>
+        <w:spacing w:after="120" w:before="120" w:line="259.20000000000005"/>
+        <w:jc w:val="left"/>
+      </w:pPr>
+      <w:r>
+        <w:rPr>
+          <w:rFonts w:ascii="Aptos" w:cs="Aptos" w:eastAsia="Aptos" w:hAnsi="Aptos"/>
+          <w:color w:val="000000"/>
+          <w:sz w:val="24"/>
+          <w:szCs w:val="24"/>
+          <w:rtl w:val="false"/>
+        </w:rPr>
+        <w:t xml:space="preserve">Technologies: PHP, DataLake, event analytics, EventBridge, REST APIs</w:t>
+      </w:r>
+    </w:p>
+    <w:p>
+      <w:pPr>
+        <w:pStyle w:val="3"/>
+        <w:pStyle w:val="Heading3"/>
+        <w:bidi w:val="false"/>
+        <w:spacing w:after="120" w:before="240"/>
+        <w:keepNext/>
+      </w:pPr>
+      <w:bookmarkStart w:name="_Toc_airSlate_Software_Developer_Programming__7" w:id="1"/>
+      <w:r>
+        <w:rPr>
+          <w:rFonts w:ascii="Aptos" w:cs="Aptos" w:eastAsia="Aptos" w:hAnsi="Aptos"/>
+          <w:color w:val="000000"/>
+          <w:sz w:val="24"/>
+          <w:szCs w:val="24"/>
+          <w:rtl w:val="false"/>
+        </w:rPr>
+        <w:t xml:space="preserve">airSlate — Software Developer / Programming Team Lead</w:t>
+      </w:r>
+      <w:bookmarkEnd w:id="1"/>
+    </w:p>
+    <w:p>
+      <w:pPr>
+        <w:bidi w:val="false"/>
+        <w:spacing w:after="120" w:before="120" w:line="259.20000000000005"/>
+        <w:jc w:val="left"/>
+        <w:keepNext/>
+      </w:pPr>
+      <w:r>
+        <w:rPr>
+          <w:rFonts w:ascii="Aptos" w:cs="Aptos" w:eastAsia="Aptos" w:hAnsi="Aptos"/>
+          <w:color w:val="000000"/>
+          <w:sz w:val="24"/>
+          <w:szCs w:val="24"/>
+          <w:rtl w:val="false"/>
+        </w:rPr>
+        <w:t xml:space="preserve">February 2021–August 2023</w:t>
       </w:r>
     </w:p>
     <w:p>
@@ -541,7 +613,7 @@
           <w:szCs w:val="24"/>
           <w:rtl w:val="false"/>
         </w:rPr>
-        <w:t xml:space="preserve">Developed a Laravel/Symfony-based product-wide logger package adhering to the company's interservice communication standard.</w:t>
+        <w:t xml:space="preserve">Reduced peak load on the main database by removing bottlenecks and redistributing work, improving stability during high-traffic periods.</w:t>
       </w:r>
     </w:p>
     <w:p>
@@ -562,61 +634,7 @@
           <w:szCs w:val="24"/>
           <w:rtl w:val="false"/>
         </w:rPr>
-        <w:t xml:space="preserve">Directed Agile planning with Product Management and Development, building feature roadmaps and supporting release plans.</w:t>
-      </w:r>
-    </w:p>
-    <w:p>
-      <w:pPr>
-        <w:bidi w:val="false"/>
-        <w:spacing w:after="120" w:before="120" w:line="259.20000000000005"/>
-        <w:jc w:val="left"/>
-      </w:pPr>
-      <w:r>
-        <w:rPr>
-          <w:rFonts w:ascii="Aptos" w:cs="Aptos" w:eastAsia="Aptos" w:hAnsi="Aptos"/>
-          <w:color w:val="000000"/>
-          <w:sz w:val="24"/>
-          <w:szCs w:val="24"/>
-          <w:rtl w:val="false"/>
-        </w:rPr>
-        <w:t xml:space="preserve">Technologies: PHP, Laravel, Symfony, MySQL, Kubernetes, AWS, Prometheus, CI/CD</w:t>
-      </w:r>
-    </w:p>
-    <w:p>
-      <w:pPr>
-        <w:pStyle w:val="3"/>
-        <w:pStyle w:val="Heading3"/>
-        <w:bidi w:val="false"/>
-        <w:spacing w:after="120" w:before="240"/>
-      </w:pPr>
-      <w:bookmarkStart w:name="_Toc_Hyprr_Technical_Lead_8" w:id="1"/>
-      <w:r>
-        <w:rPr>
-          <w:rFonts w:ascii="Aptos" w:cs="Aptos" w:eastAsia="Aptos" w:hAnsi="Aptos"/>
-          <w:color w:val="000000"/>
-          <w:sz w:val="24"/>
-          <w:szCs w:val="24"/>
-          <w:rtl w:val="false"/>
-        </w:rPr>
-        <w:t xml:space="preserve">Hyprr — Technical Lead</w:t>
-      </w:r>
-      <w:bookmarkEnd w:id="1"/>
-    </w:p>
-    <w:p>
-      <w:pPr>
-        <w:bidi w:val="false"/>
-        <w:spacing w:after="120" w:before="120" w:line="259.20000000000005"/>
-        <w:jc w:val="left"/>
-      </w:pPr>
-      <w:r>
-        <w:rPr>
-          <w:rFonts w:ascii="Aptos" w:cs="Aptos" w:eastAsia="Aptos" w:hAnsi="Aptos"/>
-          <w:color w:val="000000"/>
-          <w:sz w:val="24"/>
-          <w:szCs w:val="24"/>
-          <w:rtl w:val="false"/>
-        </w:rPr>
-        <w:t xml:space="preserve">November 2019 - January 2021</w:t>
+        <w:t xml:space="preserve">Delivered production fixes after tracing issues through logs, monitoring and SRE dashboards.</w:t>
       </w:r>
     </w:p>
     <w:p>
@@ -637,7 +655,63 @@
           <w:szCs w:val="24"/>
           <w:rtl w:val="false"/>
         </w:rPr>
-        <w:t xml:space="preserve">Brought the product from prototype to closed beta in under 6 months.</w:t>
+        <w:t xml:space="preserve">Developed a Laravel/Symfony logger package to the company's interservice communication standard, giving teams a shared logging implementation.</w:t>
+      </w:r>
+    </w:p>
+    <w:p>
+      <w:pPr>
+        <w:bidi w:val="false"/>
+        <w:spacing w:after="120" w:before="120" w:line="259.20000000000005"/>
+        <w:jc w:val="left"/>
+      </w:pPr>
+      <w:r>
+        <w:rPr>
+          <w:rFonts w:ascii="Aptos" w:cs="Aptos" w:eastAsia="Aptos" w:hAnsi="Aptos"/>
+          <w:color w:val="000000"/>
+          <w:sz w:val="24"/>
+          <w:szCs w:val="24"/>
+          <w:rtl w:val="false"/>
+        </w:rPr>
+        <w:t xml:space="preserve">Technologies: PHP, Laravel, Symfony, MySQL, Elasticsearch, RabbitMQ, AWS, Prometheus, CI/CD</w:t>
+      </w:r>
+    </w:p>
+    <w:p>
+      <w:pPr>
+        <w:pStyle w:val="3"/>
+        <w:pStyle w:val="Heading3"/>
+        <w:bidi w:val="false"/>
+        <w:spacing w:after="120" w:before="240"/>
+        <w:keepNext/>
+      </w:pPr>
+      <w:bookmarkStart w:name="_Toc_Hyprr_Technical_Lead_8" w:id="1"/>
+      <w:r>
+        <w:rPr>
+          <w:rFonts w:ascii="Aptos" w:cs="Aptos" w:eastAsia="Aptos" w:hAnsi="Aptos"/>
+          <w:color w:val="000000"/>
+          <w:sz w:val="24"/>
+          <w:szCs w:val="24"/>
+          <w:rtl w:val="false"/>
+        </w:rPr>
+        <w:t xml:space="preserve">Hyprr — Technical Lead</w:t>
+      </w:r>
+      <w:bookmarkEnd w:id="1"/>
+    </w:p>
+    <w:p>
+      <w:pPr>
+        <w:bidi w:val="false"/>
+        <w:spacing w:after="120" w:before="120" w:line="259.20000000000005"/>
+        <w:jc w:val="left"/>
+        <w:keepNext/>
+      </w:pPr>
+      <w:r>
+        <w:rPr>
+          <w:rFonts w:ascii="Aptos" w:cs="Aptos" w:eastAsia="Aptos" w:hAnsi="Aptos"/>
+          <w:color w:val="000000"/>
+          <w:sz w:val="24"/>
+          <w:szCs w:val="24"/>
+          <w:rtl w:val="false"/>
+        </w:rPr>
+        <w:t xml:space="preserve">November 2019–January 2021</w:t>
       </w:r>
     </w:p>
     <w:p>
@@ -658,7 +732,7 @@
           <w:szCs w:val="24"/>
           <w:rtl w:val="false"/>
         </w:rPr>
-        <w:t xml:space="preserve">Influenced product architecture across project planning, microservice and serverless design, CI/CD, and reliability concerns as Technical Lead.</w:t>
+        <w:t xml:space="preserve">Helped take the creator platform from prototype to closed beta in less than six months through technical leadership and backend delivery.</w:t>
       </w:r>
     </w:p>
     <w:p>
@@ -679,7 +753,7 @@
           <w:szCs w:val="24"/>
           <w:rtl w:val="false"/>
         </w:rPr>
-        <w:t xml:space="preserve">Defined the technology roadmap with the CTO and helped establish the core technology stack for product delivery.</w:t>
+        <w:t xml:space="preserve">Defined the technology roadmap with the CTO and helped establish the core stack for product delivery, including microservice and serverless design.</w:t>
       </w:r>
     </w:p>
     <w:p>
@@ -696,26 +770,26 @@
           <w:szCs w:val="24"/>
           <w:rtl w:val="false"/>
         </w:rPr>
-        <w:t xml:space="preserve">Technologies: PHP, Go, Laravel, MySQL, AWS, Kubernetes, Microservices</w:t>
-      </w:r>
-    </w:p>
-    <w:p>
-      <w:pPr>
-        <w:pStyle w:val="3"/>
-        <w:pStyle w:val="Heading3"/>
+        <w:t xml:space="preserve">Technologies: Go, PHP, Laravel, MySQL, AWS, Kubernetes, microservices</w:t>
+      </w:r>
+    </w:p>
+    <w:p>
+      <w:pPr>
+        <w:pStyle w:val="2"/>
+        <w:pStyle w:val="Heading2"/>
         <w:bidi w:val="false"/>
         <w:spacing w:after="120" w:before="240"/>
       </w:pPr>
-      <w:bookmarkStart w:name="_Toc_PDFfiller_Software_Developer_9" w:id="1"/>
-      <w:r>
-        <w:rPr>
-          <w:rFonts w:ascii="Aptos" w:cs="Aptos" w:eastAsia="Aptos" w:hAnsi="Aptos"/>
-          <w:color w:val="000000"/>
-          <w:sz w:val="24"/>
-          <w:szCs w:val="24"/>
-          <w:rtl w:val="false"/>
-        </w:rPr>
-        <w:t xml:space="preserve">PDFfiller — Software Developer</w:t>
+      <w:bookmarkStart w:name="_Toc_Education_9" w:id="1"/>
+      <w:r>
+        <w:rPr>
+          <w:rFonts w:ascii="Aptos" w:cs="Aptos" w:eastAsia="Aptos" w:hAnsi="Aptos"/>
+          <w:color w:val="000000"/>
+          <w:sz w:val="28"/>
+          <w:szCs w:val="28"/>
+          <w:rtl w:val="false"/>
+        </w:rPr>
+        <w:t xml:space="preserve">Education</w:t>
       </w:r>
       <w:bookmarkEnd w:id="1"/>
     </w:p>
@@ -733,50 +807,28 @@
           <w:szCs w:val="24"/>
           <w:rtl w:val="false"/>
         </w:rPr>
-        <w:t xml:space="preserve">October 2016 - November 2019</w:t>
-      </w:r>
-    </w:p>
-    <w:p>
-      <w:pPr>
-        <w:pStyle w:val="ListParagraph"/>
-        <w:numPr>
-          <w:ilvl w:val="0"/>
-          <w:numId w:val="1"/>
-        </w:numPr>
-        <w:bidi w:val="false"/>
-        <w:spacing w:after="60" w:before="60"/>
-      </w:pPr>
-      <w:r>
-        <w:rPr>
-          <w:rFonts w:ascii="Aptos" w:cs="Aptos" w:eastAsia="Aptos" w:hAnsi="Aptos"/>
-          <w:color w:val="000000"/>
-          <w:sz w:val="24"/>
-          <w:szCs w:val="24"/>
-          <w:rtl w:val="false"/>
-        </w:rPr>
-        <w:t xml:space="preserve">Led five backend engineers building a transactional email service handling about 3 million emails per month.</w:t>
-      </w:r>
-    </w:p>
-    <w:p>
-      <w:pPr>
-        <w:pStyle w:val="ListParagraph"/>
-        <w:numPr>
-          <w:ilvl w:val="0"/>
-          <w:numId w:val="1"/>
-        </w:numPr>
-        <w:bidi w:val="false"/>
-        <w:spacing w:after="60" w:before="60"/>
-      </w:pPr>
-      <w:r>
-        <w:rPr>
-          <w:rFonts w:ascii="Aptos" w:cs="Aptos" w:eastAsia="Aptos" w:hAnsi="Aptos"/>
-          <w:color w:val="000000"/>
-          <w:sz w:val="24"/>
-          <w:szCs w:val="24"/>
-          <w:rtl w:val="false"/>
-        </w:rPr>
-        <w:t xml:space="preserve">Led the team through BFCM peak periods with more than 10x traffic growth.</w:t>
-      </w:r>
+        <w:t xml:space="preserve">MSc in Computer Science, National Technical University, Kharkiv, Ukraine (2003–2008)</w:t>
+      </w:r>
+    </w:p>
+    <w:p>
+      <w:pPr>
+        <w:pStyle w:val="2"/>
+        <w:pStyle w:val="Heading2"/>
+        <w:bidi w:val="false"/>
+        <w:spacing w:after="120" w:before="240"/>
+      </w:pPr>
+      <w:bookmarkStart w:name="_Toc_Languages_10" w:id="1"/>
+      <w:r>
+        <w:rPr>
+          <w:rFonts w:ascii="Aptos" w:cs="Aptos" w:eastAsia="Aptos" w:hAnsi="Aptos"/>
+          <w:color w:val="000000"/>
+          <w:sz w:val="28"/>
+          <w:szCs w:val="28"/>
+          <w:rtl w:val="false"/>
+        </w:rPr>
+        <w:t xml:space="preserve">Languages</w:t>
+      </w:r>
+      <w:bookmarkEnd w:id="1"/>
     </w:p>
     <w:p>
       <w:pPr>
@@ -792,81 +844,7 @@
           <w:szCs w:val="24"/>
           <w:rtl w:val="false"/>
         </w:rPr>
-        <w:t xml:space="preserve">Technologies: PHP, Laravel, MySQL, Elasticsearch, RabbitMQ, Email Infrastructure</w:t>
-      </w:r>
-    </w:p>
-    <w:p>
-      <w:pPr>
-        <w:pStyle w:val="2"/>
-        <w:pStyle w:val="Heading2"/>
-        <w:bidi w:val="false"/>
-        <w:spacing w:after="120" w:before="240"/>
-      </w:pPr>
-      <w:bookmarkStart w:name="_Toc_Education_10" w:id="1"/>
-      <w:r>
-        <w:rPr>
-          <w:rFonts w:ascii="Aptos" w:cs="Aptos" w:eastAsia="Aptos" w:hAnsi="Aptos"/>
-          <w:color w:val="000000"/>
-          <w:sz w:val="28"/>
-          <w:szCs w:val="28"/>
-          <w:rtl w:val="false"/>
-        </w:rPr>
-        <w:t xml:space="preserve">Education</w:t>
-      </w:r>
-      <w:bookmarkEnd w:id="1"/>
-    </w:p>
-    <w:p>
-      <w:pPr>
-        <w:bidi w:val="false"/>
-        <w:spacing w:after="120" w:before="120" w:line="259.20000000000005"/>
-        <w:jc w:val="left"/>
-      </w:pPr>
-      <w:r>
-        <w:rPr>
-          <w:rFonts w:ascii="Aptos" w:cs="Aptos" w:eastAsia="Aptos" w:hAnsi="Aptos"/>
-          <w:color w:val="000000"/>
-          <w:sz w:val="24"/>
-          <w:szCs w:val="24"/>
-          <w:rtl w:val="false"/>
-        </w:rPr>
-        <w:t xml:space="preserve">MSc in Computer Science, National Technical University, Kharkiv, Ukraine (2003 - 2008)</w:t>
-      </w:r>
-    </w:p>
-    <w:p>
-      <w:pPr>
-        <w:pStyle w:val="2"/>
-        <w:pStyle w:val="Heading2"/>
-        <w:bidi w:val="false"/>
-        <w:spacing w:after="120" w:before="240"/>
-      </w:pPr>
-      <w:bookmarkStart w:name="_Toc_Languages_11" w:id="1"/>
-      <w:r>
-        <w:rPr>
-          <w:rFonts w:ascii="Aptos" w:cs="Aptos" w:eastAsia="Aptos" w:hAnsi="Aptos"/>
-          <w:color w:val="000000"/>
-          <w:sz w:val="28"/>
-          <w:szCs w:val="28"/>
-          <w:rtl w:val="false"/>
-        </w:rPr>
-        <w:t xml:space="preserve">Languages</w:t>
-      </w:r>
-      <w:bookmarkEnd w:id="1"/>
-    </w:p>
-    <w:p>
-      <w:pPr>
-        <w:bidi w:val="false"/>
-        <w:spacing w:after="120" w:before="120" w:line="259.20000000000005"/>
-        <w:jc w:val="left"/>
-      </w:pPr>
-      <w:r>
-        <w:rPr>
-          <w:rFonts w:ascii="Aptos" w:cs="Aptos" w:eastAsia="Aptos" w:hAnsi="Aptos"/>
-          <w:color w:val="000000"/>
-          <w:sz w:val="24"/>
-          <w:szCs w:val="24"/>
-          <w:rtl w:val="false"/>
-        </w:rPr>
-        <w:t xml:space="preserve">Ukrainian (native), English (upper-intermediate)</w:t>
+        <w:t xml:space="preserve">Ukrainian (native) | English (professional working)</w:t>
       </w:r>
     </w:p>
     <w:sectPr>

--- a/registry/jobs/2026-09-25_181923_recare-deutschland-gmbh_senior-backend-engineer-go-m-w-d_f2ba10d6-6781-4168-bbcd-7c7becdfb7e5/application/CV_ValentinNikolaev_recaredeutschland_SeniorBackendEngineerGoMWD.docx
+++ b/registry/jobs/2026-09-25_181923_recare-deutschland-gmbh_senior-backend-engineer-go-m-w-d_f2ba10d6-6781-4168-bbcd-7c7becdfb7e5/application/CV_ValentinNikolaev_recaredeutschland_SeniorBackendEngineerGoMWD.docx
@@ -36,7 +36,7 @@
           <w:szCs w:val="24"/>
           <w:rtl w:val="false"/>
         </w:rPr>
-        <w:t xml:space="preserve">Senior Backend Engineer — Go</w:t>
+        <w:t xml:space="preserve">Senior Backend Engineer | Go, Secure Integrations and Service Reliability</w:t>
       </w:r>
     </w:p>
     <w:p>
@@ -55,7 +55,7 @@
         </w:rPr>
         <w:t xml:space="preserve">Rome, Italy | </w:t>
       </w:r>
-      <w:hyperlink w:history="1" r:id="rIdwax9dzshsyy0jjwi16vfo">
+      <w:hyperlink w:history="1" r:id="rId-nwgjcvzntaq6lk4m85rh">
         <w:r>
           <w:rPr>
             <w:rFonts w:ascii="Aptos" w:cs="Aptos" w:eastAsia="Aptos" w:hAnsi="Aptos"/>
@@ -89,7 +89,17 @@
         <w:t xml:space="preserve">
 </w:t>
       </w:r>
-      <w:hyperlink w:history="1" r:id="rIdtthn1wkvezs8_z44pyp_o">
+      <w:r>
+        <w:rPr>
+          <w:rFonts w:ascii="Aptos" w:cs="Aptos" w:eastAsia="Aptos" w:hAnsi="Aptos"/>
+          <w:color w:val="000000"/>
+          <w:sz w:val="24"/>
+          <w:szCs w:val="24"/>
+          <w:rtl w:val="false"/>
+        </w:rPr>
+        <w:t xml:space="preserve">LinkedIn: </w:t>
+      </w:r>
+      <w:hyperlink w:history="1" r:id="rId_g0hdpij0g3qyrard4ps5">
         <w:r>
           <w:rPr>
             <w:rFonts w:ascii="Aptos" w:cs="Aptos" w:eastAsia="Aptos" w:hAnsi="Aptos"/>
@@ -99,7 +109,7 @@
             <w:u w:val="single"/>
             <w:rtl w:val="false"/>
           </w:rPr>
-          <w:t xml:space="preserve">LinkedIn</w:t>
+          <w:t xml:space="preserve">https://linkedin.com/in/valentinnikolaev</w:t>
         </w:r>
       </w:hyperlink>
       <w:r>
@@ -110,9 +120,9 @@
           <w:szCs w:val="24"/>
           <w:rtl w:val="false"/>
         </w:rPr>
-        <w:t xml:space="preserve"> | </w:t>
-      </w:r>
-      <w:hyperlink w:history="1" r:id="rIddpwdzu_bfumbzugbubgft">
+        <w:t xml:space="preserve"> | GitHub: </w:t>
+      </w:r>
+      <w:hyperlink w:history="1" r:id="rIdud4n3vdljnbpdeirkasxo">
         <w:r>
           <w:rPr>
             <w:rFonts w:ascii="Aptos" w:cs="Aptos" w:eastAsia="Aptos" w:hAnsi="Aptos"/>
@@ -122,7 +132,7 @@
             <w:u w:val="single"/>
             <w:rtl w:val="false"/>
           </w:rPr>
-          <w:t xml:space="preserve">GitHub</w:t>
+          <w:t xml:space="preserve">https://github.com/ValentinNikolaev</w:t>
         </w:r>
       </w:hyperlink>
     </w:p>
@@ -160,7 +170,7 @@
           <w:szCs w:val="24"/>
           <w:rtl w:val="false"/>
         </w:rPr>
-        <w:t xml:space="preserve">Backend engineer and technical lead with more than 15 years in production Go and PHP systems. I design, deliver and operate backend services, including a Go support platform with direct operational ownership at peak demand. Recent work has covered AWS telephony, helpdesk integrations and simplification of data pipelines; earlier work includes database performance, service reliability and technical leadership. I am comfortable owning a defined system, making architecture decisions with colleagues and following the work through to production. My experience fits a senior individual contributor role centered on Go, code quality and practical engineering judgment.</w:t>
+        <w:t xml:space="preserve">Senior backend engineer with 15+ years of production experience across Go and PHP. I build dependable services where architecture, data protection, and operational ownership matter, including health-domain customer-contact systems, vendor-neutral integration platforms, data workflows, and automation services. My recent work combines Go backend design with production delivery, security review, integration boundaries, and failure diagnosis. I bring a pragmatic approach to technical tradeoffs, service quality, and clear written collaboration across product, operations, and engineering teams. I am most effective in senior individual-contributor roles that require clear technical judgment and reliable execution.</w:t>
       </w:r>
     </w:p>
     <w:p>
@@ -209,7 +219,18 @@
           <w:szCs w:val="24"/>
           <w:rtl w:val="false"/>
         </w:rPr>
-        <w:t xml:space="preserve"> Go, PHP, REST APIs, OpenAPI, event-driven design; </w:t>
+        <w:t xml:space="preserve"> Go, PHP, REST APIs, OpenAPI.</w:t>
+      </w:r>
+      <w:r>
+        <w:rPr>
+          <w:rFonts w:ascii="Aptos" w:cs="Aptos" w:eastAsia="Aptos" w:hAnsi="Aptos"/>
+          <w:color w:val="000000"/>
+          <w:sz w:val="24"/>
+          <w:szCs w:val="24"/>
+          <w:rtl w:val="false"/>
+        </w:rPr>
+        <w:t xml:space="preserve">
+</w:t>
       </w:r>
       <w:r>
         <w:rPr>
@@ -221,17 +242,28 @@
           <w:szCs w:val="24"/>
           <w:rtl w:val="false"/>
         </w:rPr>
-        <w:t xml:space="preserve">Data:</w:t>
-      </w:r>
-      <w:r>
-        <w:rPr>
-          <w:rFonts w:ascii="Aptos" w:cs="Aptos" w:eastAsia="Aptos" w:hAnsi="Aptos"/>
-          <w:color w:val="000000"/>
-          <w:sz w:val="24"/>
-          <w:szCs w:val="24"/>
-          <w:rtl w:val="false"/>
-        </w:rPr>
-        <w:t xml:space="preserve"> PostgreSQL, SQL, MySQL, Snowflake, Elasticsearch, database performance; </w:t>
+        <w:t xml:space="preserve">Architecture and integration:</w:t>
+      </w:r>
+      <w:r>
+        <w:rPr>
+          <w:rFonts w:ascii="Aptos" w:cs="Aptos" w:eastAsia="Aptos" w:hAnsi="Aptos"/>
+          <w:color w:val="000000"/>
+          <w:sz w:val="24"/>
+          <w:szCs w:val="24"/>
+          <w:rtl w:val="false"/>
+        </w:rPr>
+        <w:t xml:space="preserve"> event-driven design, webhooks, queues, service integration.</w:t>
+      </w:r>
+      <w:r>
+        <w:rPr>
+          <w:rFonts w:ascii="Aptos" w:cs="Aptos" w:eastAsia="Aptos" w:hAnsi="Aptos"/>
+          <w:color w:val="000000"/>
+          <w:sz w:val="24"/>
+          <w:szCs w:val="24"/>
+          <w:rtl w:val="false"/>
+        </w:rPr>
+        <w:t xml:space="preserve">
+</w:t>
       </w:r>
       <w:r>
         <w:rPr>
@@ -243,17 +275,50 @@
           <w:szCs w:val="24"/>
           <w:rtl w:val="false"/>
         </w:rPr>
-        <w:t xml:space="preserve">Delivery and operations:</w:t>
-      </w:r>
-      <w:r>
-        <w:rPr>
-          <w:rFonts w:ascii="Aptos" w:cs="Aptos" w:eastAsia="Aptos" w:hAnsi="Aptos"/>
-          <w:color w:val="000000"/>
-          <w:sz w:val="24"/>
-          <w:szCs w:val="24"/>
-          <w:rtl w:val="false"/>
-        </w:rPr>
-        <w:t xml:space="preserve"> AWS, Amazon Connect, SQS, Kubernetes, CI/CD, GitHub Actions, monitoring</w:t>
+        <w:t xml:space="preserve">Data and reliability:</w:t>
+      </w:r>
+      <w:r>
+        <w:rPr>
+          <w:rFonts w:ascii="Aptos" w:cs="Aptos" w:eastAsia="Aptos" w:hAnsi="Aptos"/>
+          <w:color w:val="000000"/>
+          <w:sz w:val="24"/>
+          <w:szCs w:val="24"/>
+          <w:rtl w:val="false"/>
+        </w:rPr>
+        <w:t xml:space="preserve"> MySQL, SQL performance, monitoring, production troubleshooting.</w:t>
+      </w:r>
+      <w:r>
+        <w:rPr>
+          <w:rFonts w:ascii="Aptos" w:cs="Aptos" w:eastAsia="Aptos" w:hAnsi="Aptos"/>
+          <w:color w:val="000000"/>
+          <w:sz w:val="24"/>
+          <w:szCs w:val="24"/>
+          <w:rtl w:val="false"/>
+        </w:rPr>
+        <w:t xml:space="preserve">
+</w:t>
+      </w:r>
+      <w:r>
+        <w:rPr>
+          <w:rFonts w:ascii="Aptos" w:cs="Aptos" w:eastAsia="Aptos" w:hAnsi="Aptos"/>
+          <w:b/>
+          <w:bCs/>
+          <w:color w:val="000000"/>
+          <w:sz w:val="24"/>
+          <w:szCs w:val="24"/>
+          <w:rtl w:val="false"/>
+        </w:rPr>
+        <w:t xml:space="preserve">Delivery:</w:t>
+      </w:r>
+      <w:r>
+        <w:rPr>
+          <w:rFonts w:ascii="Aptos" w:cs="Aptos" w:eastAsia="Aptos" w:hAnsi="Aptos"/>
+          <w:color w:val="000000"/>
+          <w:sz w:val="24"/>
+          <w:szCs w:val="24"/>
+          <w:rtl w:val="false"/>
+        </w:rPr>
+        <w:t xml:space="preserve"> AWS, CI/CD, Kubernetes, SQS.</w:t>
       </w:r>
     </w:p>
     <w:p>
@@ -312,7 +377,7 @@
           <w:szCs w:val="24"/>
           <w:rtl w:val="false"/>
         </w:rPr>
-        <w:t xml:space="preserve">November 2023–2026</w:t>
+        <w:t xml:space="preserve">November 2023 – July 2026</w:t>
       </w:r>
     </w:p>
     <w:p>
@@ -333,7 +398,7 @@
           <w:szCs w:val="24"/>
           <w:rtl w:val="false"/>
         </w:rPr>
-        <w:t xml:space="preserve">Designed and operated a Go support automation platform connecting helpdesk and internal services, handling at least 20,000 tickets in an ordinary month and up to three times that volume during the US peak season.</w:t>
+        <w:t xml:space="preserve">Architected and released a health-domain calling platform that protected sensitive customer data and cleared formal security and call-recording compliance review.</w:t>
       </w:r>
     </w:p>
     <w:p>
@@ -354,7 +419,7 @@
           <w:szCs w:val="24"/>
           <w:rtl w:val="false"/>
         </w:rPr>
-        <w:t xml:space="preserve">Built a vendor-neutral Go gateway with Intercom and Zendesk adapters, tenant-specific event ingestion and SQS queues, enabling the company's first B2B support-AI demo.</w:t>
+        <w:t xml:space="preserve">Established backend-owned lawful-calling controls for customer contact, ensuring opt-outs and restricted calling periods were enforced before calls were placed.</w:t>
       </w:r>
     </w:p>
     <w:p>
@@ -375,7 +440,7 @@
           <w:szCs w:val="24"/>
           <w:rtl w:val="false"/>
         </w:rPr>
-        <w:t xml:space="preserve">Architected an outbound-calling backend on Amazon Connect with federated agent access, removing per-agent AWS accounts and SAML setup; it passed security sign-off and entered production.</w:t>
+        <w:t xml:space="preserve">Created a multi-tenant Go helpdesk gateway with a vendor-neutral event model and production adapters, supporting the company’s first B2B support-AI demonstration.</w:t>
       </w:r>
     </w:p>
     <w:p>
@@ -396,7 +461,7 @@
           <w:szCs w:val="24"/>
           <w:rtl w:val="false"/>
         </w:rPr>
-        <w:t xml:space="preserve">Consolidated three duplicated Snowflake-to-Intercom pipelines into one two-phase engine, reducing code from 1,670 to 800 lines, expanding process test coverage from one to three and removing a 100-item daily cap.</w:t>
+        <w:t xml:space="preserve">Recovered ticket processing from external API degradation by making incomplete work observable and avoiding fatal processing outcomes.</w:t>
       </w:r>
     </w:p>
     <w:p>
@@ -417,7 +482,7 @@
           <w:szCs w:val="24"/>
           <w:rtl w:val="false"/>
         </w:rPr>
-        <w:t xml:space="preserve">Investigated fatal cron runs during Intercom API degradation and introduced partial-success reporting and parallel, time-sharded cursor scans so incomplete work could be tracked without aborting the whole run.</w:t>
+        <w:t xml:space="preserve">Consolidated overlapping data-to-support pipelines into one reusable processing engine, simplifying maintenance while preserving uninterrupted delivery.</w:t>
       </w:r>
     </w:p>
     <w:p>
@@ -429,12 +494,24 @@
       <w:r>
         <w:rPr>
           <w:rFonts w:ascii="Aptos" w:cs="Aptos" w:eastAsia="Aptos" w:hAnsi="Aptos"/>
-          <w:color w:val="000000"/>
-          <w:sz w:val="24"/>
-          <w:szCs w:val="24"/>
-          <w:rtl w:val="false"/>
-        </w:rPr>
-        <w:t xml:space="preserve">Technologies: Go, PHP, PostgreSQL, AWS, Amazon Connect, SQS, Kubernetes, Snowflake, Intercom, Zendesk</w:t>
+          <w:b/>
+          <w:bCs/>
+          <w:color w:val="000000"/>
+          <w:sz w:val="24"/>
+          <w:szCs w:val="24"/>
+          <w:rtl w:val="false"/>
+        </w:rPr>
+        <w:t xml:space="preserve">Technologies:</w:t>
+      </w:r>
+      <w:r>
+        <w:rPr>
+          <w:rFonts w:ascii="Aptos" w:cs="Aptos" w:eastAsia="Aptos" w:hAnsi="Aptos"/>
+          <w:color w:val="000000"/>
+          <w:sz w:val="24"/>
+          <w:szCs w:val="24"/>
+          <w:rtl w:val="false"/>
+        </w:rPr>
+        <w:t xml:space="preserve"> Go, PHP, PostgreSQL, AWS, Amazon Connect, SQS, Kubernetes, Intercom API, Zendesk API</w:t>
       </w:r>
     </w:p>
     <w:p>
@@ -473,7 +550,7 @@
           <w:szCs w:val="24"/>
           <w:rtl w:val="false"/>
         </w:rPr>
-        <w:t xml:space="preserve">August 2024–January 2026</w:t>
+        <w:t xml:space="preserve">August 2024 – January 2026</w:t>
       </w:r>
     </w:p>
     <w:p>
@@ -494,7 +571,7 @@
           <w:szCs w:val="24"/>
           <w:rtl w:val="false"/>
         </w:rPr>
-        <w:t xml:space="preserve">Owned production DataLake and event analytics as throughput grew by more than tenfold, with Grafana and operational observation used to assess the increase.</w:t>
+        <w:t xml:space="preserve">Technically owned the production DataLake and event-analytics capability used for platform data flows.</w:t>
       </w:r>
     </w:p>
     <w:p>
@@ -515,7 +592,7 @@
           <w:szCs w:val="24"/>
           <w:rtl w:val="false"/>
         </w:rPr>
-        <w:t xml:space="preserve">Delivered parallel publication of event versions in production under full technical ownership.</w:t>
+        <w:t xml:space="preserve">Built production parallel publishing for event versions so consumers could transition schemas without interrupting delivery.</w:t>
       </w:r>
     </w:p>
     <w:p>
@@ -536,7 +613,7 @@
           <w:szCs w:val="24"/>
           <w:rtl w:val="false"/>
         </w:rPr>
-        <w:t xml:space="preserve">Owned the production Crutrade integration for authentication and OTP, account linking, collection transfer, purchase-ownership checks and request/response logging.</w:t>
+        <w:t xml:space="preserve">Owned the Crutrade production integration, covering authentication, account linking, collection exchange, purchase verification, and operational logging.</w:t>
       </w:r>
     </w:p>
     <w:p>
@@ -548,12 +625,24 @@
       <w:r>
         <w:rPr>
           <w:rFonts w:ascii="Aptos" w:cs="Aptos" w:eastAsia="Aptos" w:hAnsi="Aptos"/>
-          <w:color w:val="000000"/>
-          <w:sz w:val="24"/>
-          <w:szCs w:val="24"/>
-          <w:rtl w:val="false"/>
-        </w:rPr>
-        <w:t xml:space="preserve">Technologies: PHP, DataLake, event analytics, EventBridge, REST APIs</w:t>
+          <w:b/>
+          <w:bCs/>
+          <w:color w:val="000000"/>
+          <w:sz w:val="24"/>
+          <w:szCs w:val="24"/>
+          <w:rtl w:val="false"/>
+        </w:rPr>
+        <w:t xml:space="preserve">Technologies:</w:t>
+      </w:r>
+      <w:r>
+        <w:rPr>
+          <w:rFonts w:ascii="Aptos" w:cs="Aptos" w:eastAsia="Aptos" w:hAnsi="Aptos"/>
+          <w:color w:val="000000"/>
+          <w:sz w:val="24"/>
+          <w:szCs w:val="24"/>
+          <w:rtl w:val="false"/>
+        </w:rPr>
+        <w:t xml:space="preserve"> PHP, Laravel, AWS EventBridge, queues, REST APIs, event-driven architecture</w:t>
       </w:r>
     </w:p>
     <w:p>
@@ -592,7 +681,7 @@
           <w:szCs w:val="24"/>
           <w:rtl w:val="false"/>
         </w:rPr>
-        <w:t xml:space="preserve">February 2021–August 2023</w:t>
+        <w:t xml:space="preserve">February 2021 – August 2023</w:t>
       </w:r>
     </w:p>
     <w:p>
@@ -613,7 +702,7 @@
           <w:szCs w:val="24"/>
           <w:rtl w:val="false"/>
         </w:rPr>
-        <w:t xml:space="preserve">Reduced peak load on the main database by removing bottlenecks and redistributing work, improving stability during high-traffic periods.</w:t>
+        <w:t xml:space="preserve">Removed database bottlenecks and redistributed workload, reducing peak pressure and improving stability during high-traffic periods.</w:t>
       </w:r>
     </w:p>
     <w:p>
@@ -634,28 +723,7 @@
           <w:szCs w:val="24"/>
           <w:rtl w:val="false"/>
         </w:rPr>
-        <w:t xml:space="preserve">Delivered production fixes after tracing issues through logs, monitoring and SRE dashboards.</w:t>
-      </w:r>
-    </w:p>
-    <w:p>
-      <w:pPr>
-        <w:pStyle w:val="ListParagraph"/>
-        <w:numPr>
-          <w:ilvl w:val="0"/>
-          <w:numId w:val="1"/>
-        </w:numPr>
-        <w:bidi w:val="false"/>
-        <w:spacing w:after="60" w:before="60"/>
-      </w:pPr>
-      <w:r>
-        <w:rPr>
-          <w:rFonts w:ascii="Aptos" w:cs="Aptos" w:eastAsia="Aptos" w:hAnsi="Aptos"/>
-          <w:color w:val="000000"/>
-          <w:sz w:val="24"/>
-          <w:szCs w:val="24"/>
-          <w:rtl w:val="false"/>
-        </w:rPr>
-        <w:t xml:space="preserve">Developed a Laravel/Symfony logger package to the company's interservice communication standard, giving teams a shared logging implementation.</w:t>
+        <w:t xml:space="preserve">Resolved production issues using monitoring and SRE dashboards, translating diagnosis into fixes and operational improvements.</w:t>
       </w:r>
     </w:p>
     <w:p>
@@ -667,32 +735,43 @@
       <w:r>
         <w:rPr>
           <w:rFonts w:ascii="Aptos" w:cs="Aptos" w:eastAsia="Aptos" w:hAnsi="Aptos"/>
-          <w:color w:val="000000"/>
-          <w:sz w:val="24"/>
-          <w:szCs w:val="24"/>
-          <w:rtl w:val="false"/>
-        </w:rPr>
-        <w:t xml:space="preserve">Technologies: PHP, Laravel, Symfony, MySQL, Elasticsearch, RabbitMQ, AWS, Prometheus, CI/CD</w:t>
-      </w:r>
-    </w:p>
-    <w:p>
-      <w:pPr>
-        <w:pStyle w:val="3"/>
-        <w:pStyle w:val="Heading3"/>
+          <w:b/>
+          <w:bCs/>
+          <w:color w:val="000000"/>
+          <w:sz w:val="24"/>
+          <w:szCs w:val="24"/>
+          <w:rtl w:val="false"/>
+        </w:rPr>
+        <w:t xml:space="preserve">Technologies:</w:t>
+      </w:r>
+      <w:r>
+        <w:rPr>
+          <w:rFonts w:ascii="Aptos" w:cs="Aptos" w:eastAsia="Aptos" w:hAnsi="Aptos"/>
+          <w:color w:val="000000"/>
+          <w:sz w:val="24"/>
+          <w:szCs w:val="24"/>
+          <w:rtl w:val="false"/>
+        </w:rPr>
+        <w:t xml:space="preserve"> PHP, Laravel, Symfony, MySQL, monitoring</w:t>
+      </w:r>
+    </w:p>
+    <w:p>
+      <w:pPr>
+        <w:pStyle w:val="2"/>
+        <w:pStyle w:val="Heading2"/>
         <w:bidi w:val="false"/>
         <w:spacing w:after="120" w:before="240"/>
-        <w:keepNext/>
-      </w:pPr>
-      <w:bookmarkStart w:name="_Toc_Hyprr_Technical_Lead_8" w:id="1"/>
-      <w:r>
-        <w:rPr>
-          <w:rFonts w:ascii="Aptos" w:cs="Aptos" w:eastAsia="Aptos" w:hAnsi="Aptos"/>
-          <w:color w:val="000000"/>
-          <w:sz w:val="24"/>
-          <w:szCs w:val="24"/>
-          <w:rtl w:val="false"/>
-        </w:rPr>
-        <w:t xml:space="preserve">Hyprr — Technical Lead</w:t>
+      </w:pPr>
+      <w:bookmarkStart w:name="_Toc_Education_8" w:id="1"/>
+      <w:r>
+        <w:rPr>
+          <w:rFonts w:ascii="Aptos" w:cs="Aptos" w:eastAsia="Aptos" w:hAnsi="Aptos"/>
+          <w:color w:val="000000"/>
+          <w:sz w:val="28"/>
+          <w:szCs w:val="28"/>
+          <w:rtl w:val="false"/>
+        </w:rPr>
+        <w:t xml:space="preserve">Education</w:t>
       </w:r>
       <w:bookmarkEnd w:id="1"/>
     </w:p>
@@ -701,60 +780,37 @@
         <w:bidi w:val="false"/>
         <w:spacing w:after="120" w:before="120" w:line="259.20000000000005"/>
         <w:jc w:val="left"/>
-        <w:keepNext/>
-      </w:pPr>
-      <w:r>
-        <w:rPr>
-          <w:rFonts w:ascii="Aptos" w:cs="Aptos" w:eastAsia="Aptos" w:hAnsi="Aptos"/>
-          <w:color w:val="000000"/>
-          <w:sz w:val="24"/>
-          <w:szCs w:val="24"/>
-          <w:rtl w:val="false"/>
-        </w:rPr>
-        <w:t xml:space="preserve">November 2019–January 2021</w:t>
-      </w:r>
-    </w:p>
-    <w:p>
-      <w:pPr>
-        <w:pStyle w:val="ListParagraph"/>
-        <w:numPr>
-          <w:ilvl w:val="0"/>
-          <w:numId w:val="1"/>
-        </w:numPr>
-        <w:bidi w:val="false"/>
-        <w:spacing w:after="60" w:before="60"/>
-      </w:pPr>
-      <w:r>
-        <w:rPr>
-          <w:rFonts w:ascii="Aptos" w:cs="Aptos" w:eastAsia="Aptos" w:hAnsi="Aptos"/>
-          <w:color w:val="000000"/>
-          <w:sz w:val="24"/>
-          <w:szCs w:val="24"/>
-          <w:rtl w:val="false"/>
-        </w:rPr>
-        <w:t xml:space="preserve">Helped take the creator platform from prototype to closed beta in less than six months through technical leadership and backend delivery.</w:t>
-      </w:r>
-    </w:p>
-    <w:p>
-      <w:pPr>
-        <w:pStyle w:val="ListParagraph"/>
-        <w:numPr>
-          <w:ilvl w:val="0"/>
-          <w:numId w:val="1"/>
-        </w:numPr>
-        <w:bidi w:val="false"/>
-        <w:spacing w:after="60" w:before="60"/>
-      </w:pPr>
-      <w:r>
-        <w:rPr>
-          <w:rFonts w:ascii="Aptos" w:cs="Aptos" w:eastAsia="Aptos" w:hAnsi="Aptos"/>
-          <w:color w:val="000000"/>
-          <w:sz w:val="24"/>
-          <w:szCs w:val="24"/>
-          <w:rtl w:val="false"/>
-        </w:rPr>
-        <w:t xml:space="preserve">Defined the technology roadmap with the CTO and helped establish the core stack for product delivery, including microservice and serverless design.</w:t>
-      </w:r>
+      </w:pPr>
+      <w:r>
+        <w:rPr>
+          <w:rFonts w:ascii="Aptos" w:cs="Aptos" w:eastAsia="Aptos" w:hAnsi="Aptos"/>
+          <w:color w:val="000000"/>
+          <w:sz w:val="24"/>
+          <w:szCs w:val="24"/>
+          <w:rtl w:val="false"/>
+        </w:rPr>
+        <w:t xml:space="preserve">MSc in Computer Science, National Technical University, Kharkiv, Ukraine (2003–2008)</w:t>
+      </w:r>
+    </w:p>
+    <w:p>
+      <w:pPr>
+        <w:pStyle w:val="2"/>
+        <w:pStyle w:val="Heading2"/>
+        <w:bidi w:val="false"/>
+        <w:spacing w:after="120" w:before="240"/>
+      </w:pPr>
+      <w:bookmarkStart w:name="_Toc_Languages_9" w:id="1"/>
+      <w:r>
+        <w:rPr>
+          <w:rFonts w:ascii="Aptos" w:cs="Aptos" w:eastAsia="Aptos" w:hAnsi="Aptos"/>
+          <w:color w:val="000000"/>
+          <w:sz w:val="28"/>
+          <w:szCs w:val="28"/>
+          <w:rtl w:val="false"/>
+        </w:rPr>
+        <w:t xml:space="preserve">Languages</w:t>
+      </w:r>
+      <w:bookmarkEnd w:id="1"/>
     </w:p>
     <w:p>
       <w:pPr>
@@ -770,81 +826,7 @@
           <w:szCs w:val="24"/>
           <w:rtl w:val="false"/>
         </w:rPr>
-        <w:t xml:space="preserve">Technologies: Go, PHP, Laravel, MySQL, AWS, Kubernetes, microservices</w:t>
-      </w:r>
-    </w:p>
-    <w:p>
-      <w:pPr>
-        <w:pStyle w:val="2"/>
-        <w:pStyle w:val="Heading2"/>
-        <w:bidi w:val="false"/>
-        <w:spacing w:after="120" w:before="240"/>
-      </w:pPr>
-      <w:bookmarkStart w:name="_Toc_Education_9" w:id="1"/>
-      <w:r>
-        <w:rPr>
-          <w:rFonts w:ascii="Aptos" w:cs="Aptos" w:eastAsia="Aptos" w:hAnsi="Aptos"/>
-          <w:color w:val="000000"/>
-          <w:sz w:val="28"/>
-          <w:szCs w:val="28"/>
-          <w:rtl w:val="false"/>
-        </w:rPr>
-        <w:t xml:space="preserve">Education</w:t>
-      </w:r>
-      <w:bookmarkEnd w:id="1"/>
-    </w:p>
-    <w:p>
-      <w:pPr>
-        <w:bidi w:val="false"/>
-        <w:spacing w:after="120" w:before="120" w:line="259.20000000000005"/>
-        <w:jc w:val="left"/>
-      </w:pPr>
-      <w:r>
-        <w:rPr>
-          <w:rFonts w:ascii="Aptos" w:cs="Aptos" w:eastAsia="Aptos" w:hAnsi="Aptos"/>
-          <w:color w:val="000000"/>
-          <w:sz w:val="24"/>
-          <w:szCs w:val="24"/>
-          <w:rtl w:val="false"/>
-        </w:rPr>
-        <w:t xml:space="preserve">MSc in Computer Science, National Technical University, Kharkiv, Ukraine (2003–2008)</w:t>
-      </w:r>
-    </w:p>
-    <w:p>
-      <w:pPr>
-        <w:pStyle w:val="2"/>
-        <w:pStyle w:val="Heading2"/>
-        <w:bidi w:val="false"/>
-        <w:spacing w:after="120" w:before="240"/>
-      </w:pPr>
-      <w:bookmarkStart w:name="_Toc_Languages_10" w:id="1"/>
-      <w:r>
-        <w:rPr>
-          <w:rFonts w:ascii="Aptos" w:cs="Aptos" w:eastAsia="Aptos" w:hAnsi="Aptos"/>
-          <w:color w:val="000000"/>
-          <w:sz w:val="28"/>
-          <w:szCs w:val="28"/>
-          <w:rtl w:val="false"/>
-        </w:rPr>
-        <w:t xml:space="preserve">Languages</w:t>
-      </w:r>
-      <w:bookmarkEnd w:id="1"/>
-    </w:p>
-    <w:p>
-      <w:pPr>
-        <w:bidi w:val="false"/>
-        <w:spacing w:after="120" w:before="120" w:line="259.20000000000005"/>
-        <w:jc w:val="left"/>
-      </w:pPr>
-      <w:r>
-        <w:rPr>
-          <w:rFonts w:ascii="Aptos" w:cs="Aptos" w:eastAsia="Aptos" w:hAnsi="Aptos"/>
-          <w:color w:val="000000"/>
-          <w:sz w:val="24"/>
-          <w:szCs w:val="24"/>
-          <w:rtl w:val="false"/>
-        </w:rPr>
-        <w:t xml:space="preserve">Ukrainian (native) | English (professional working)</w:t>
+        <w:t xml:space="preserve">Ukrainian (native), English (professional working)</w:t>
       </w:r>
     </w:p>
     <w:sectPr>

--- a/registry/jobs/2026-09-25_181923_recare-deutschland-gmbh_senior-backend-engineer-go-m-w-d_f2ba10d6-6781-4168-bbcd-7c7becdfb7e5/application/CV_ValentinNikolaev_recaredeutschland_SeniorBackendEngineerGoMWD.docx
+++ b/registry/jobs/2026-09-25_181923_recare-deutschland-gmbh_senior-backend-engineer-go-m-w-d_f2ba10d6-6781-4168-bbcd-7c7becdfb7e5/application/CV_ValentinNikolaev_recaredeutschland_SeniorBackendEngineerGoMWD.docx
@@ -55,7 +55,7 @@
         </w:rPr>
         <w:t xml:space="preserve">Rome, Italy | </w:t>
       </w:r>
-      <w:hyperlink w:history="1" r:id="rId-nwgjcvzntaq6lk4m85rh">
+      <w:hyperlink w:history="1" r:id="rIdfh80xlvapsc2nzitzhbsg">
         <w:r>
           <w:rPr>
             <w:rFonts w:ascii="Aptos" w:cs="Aptos" w:eastAsia="Aptos" w:hAnsi="Aptos"/>
@@ -99,7 +99,7 @@
         </w:rPr>
         <w:t xml:space="preserve">LinkedIn: </w:t>
       </w:r>
-      <w:hyperlink w:history="1" r:id="rId_g0hdpij0g3qyrard4ps5">
+      <w:hyperlink w:history="1" r:id="rId3tv_dau1gwcss3cuieqlj">
         <w:r>
           <w:rPr>
             <w:rFonts w:ascii="Aptos" w:cs="Aptos" w:eastAsia="Aptos" w:hAnsi="Aptos"/>
@@ -122,7 +122,7 @@
         </w:rPr>
         <w:t xml:space="preserve"> | GitHub: </w:t>
       </w:r>
-      <w:hyperlink w:history="1" r:id="rIdud4n3vdljnbpdeirkasxo">
+      <w:hyperlink w:history="1" r:id="rIdwxvlde_i0z1od7xjufrqa">
         <w:r>
           <w:rPr>
             <w:rFonts w:ascii="Aptos" w:cs="Aptos" w:eastAsia="Aptos" w:hAnsi="Aptos"/>
@@ -724,6 +724,27 @@
           <w:rtl w:val="false"/>
         </w:rPr>
         <w:t xml:space="preserve">Resolved production issues using monitoring and SRE dashboards, translating diagnosis into fixes and operational improvements.</w:t>
+      </w:r>
+    </w:p>
+    <w:p>
+      <w:pPr>
+        <w:pStyle w:val="ListParagraph"/>
+        <w:numPr>
+          <w:ilvl w:val="0"/>
+          <w:numId w:val="1"/>
+        </w:numPr>
+        <w:bidi w:val="false"/>
+        <w:spacing w:after="60" w:before="60"/>
+      </w:pPr>
+      <w:r>
+        <w:rPr>
+          <w:rFonts w:ascii="Aptos" w:cs="Aptos" w:eastAsia="Aptos" w:hAnsi="Aptos"/>
+          <w:color w:val="000000"/>
+          <w:sz w:val="24"/>
+          <w:szCs w:val="24"/>
+          <w:rtl w:val="false"/>
+        </w:rPr>
+        <w:t xml:space="preserve">Built a product-wide Laravel/Symfony logger package aligned with the interservice communication standard, establishing a shared logging component across services.</w:t>
       </w:r>
     </w:p>
     <w:p>
